--- a/job-search/resumes/15_Cardinal_Health_Senior_Data_Analyst.docx
+++ b/job-search/resumes/15_Cardinal_Health_Senior_Data_Analyst.docx
@@ -56,7 +56,7 @@
     </w:p>
     <w:p>
       <w:pPr>
-        <w:spacing w:after="60" w:before="160" w:line="240" w:lineRule="auto"/>
+        <w:spacing w:after="60" w:before="140" w:line="240" w:lineRule="auto"/>
         <w:pBdr>
           <w:bottom w:val="single" w:sz="6" w:space="2" w:color="BFBFBF"/>
         </w:pBdr>
@@ -84,12 +84,12 @@
           <w:i w:val="0"/>
           <w:sz w:val="20"/>
         </w:rPr>
-        <w:t>Data analyst with 6+ years turning complex, high-volume enterprise datasets into decisions, owning the work end to end from extraction and modelling through dashboards and executive reporting. Advanced SQL and Python, Power BI and Tableau, with a track record of dashboards that cut reporting time and KPI frameworks leadership actually uses. Managed pharmaceutical master data across 1,000+ SKUs and built the reporting that flagged supply and inventory risk in real time. Writes user stories and acceptance criteria, authors test cases, partners with QA through defect triage, and drives UAT and business acceptance to formal sign-off. M.S. Information Systems; B.E. Industrial Engineering.</w:t>
+        <w:t>Business analyst with 6+ years acting as the bridge between business partners and technical teams, translating business need into requirements that hold through design, build, testing and release. Writes user stories and acceptance criteria, authors test cases, partners with QA through defect triage, and drives UAT and business acceptance to formal sign-off. Managed 1,000+ pharmaceutical SKUs across East and West Africa and drove a $50M logistics cost reduction through cost-benefit and root cause analysis. Advanced SQL and Python with Power BI and Tableau — dashboards that cut reporting time 30% and KPI frameworks presented monthly to senior leadership.</w:t>
       </w:r>
     </w:p>
     <w:p>
       <w:pPr>
-        <w:spacing w:after="60" w:before="160" w:line="240" w:lineRule="auto"/>
+        <w:spacing w:after="60" w:before="140" w:line="240" w:lineRule="auto"/>
         <w:pBdr>
           <w:bottom w:val="single" w:sz="6" w:space="2" w:color="BFBFBF"/>
         </w:pBdr>
@@ -117,12 +117,12 @@
           <w:i w:val="0"/>
           <w:sz w:val="19"/>
         </w:rPr>
-        <w:t>Requirements Elicitation &amp; Documentation  ·  User Stories &amp; Acceptance Criteria  ·  UAT &amp; Business Acceptance Testing  ·  Test Case Authoring &amp; QA Partnership  ·  Current/Future-State Process Analysis  ·  Requirements Traceability  ·  SQL &amp; Python Analysis  ·  Power BI &amp; Tableau Dashboards  ·  KPI Design &amp; Executive Reporting  ·  Ad-hoc &amp; Self-Service Reporting  ·  Healthcare &amp; Pharmaceutical Data  ·  Stakeholder Communication</w:t>
+        <w:t>healthcare data  ·  stakeholder management  ·  SQL (advanced)  ·  data visualization  ·  data modeling  ·  Agile  ·  mentoring &amp; knowledge transfer  ·  Python (Pandas, NumPy, Scikit-learn)  ·  Tableau  ·  operational &amp; executive reporting  ·  data validation  ·  process &amp; reporting automation  ·  cloud platforms (AWS/Azure/GCP)  ·  Scrum</w:t>
       </w:r>
     </w:p>
     <w:p>
       <w:pPr>
-        <w:spacing w:after="60" w:before="160" w:line="240" w:lineRule="auto"/>
+        <w:spacing w:after="60" w:before="140" w:line="240" w:lineRule="auto"/>
         <w:pBdr>
           <w:bottom w:val="single" w:sz="6" w:space="2" w:color="BFBFBF"/>
         </w:pBdr>
@@ -149,14 +149,34 @@
           <w:b/>
           <w:sz w:val="20"/>
         </w:rPr>
-        <w:t xml:space="preserve">Analytics &amp; Querying: </w:t>
+        <w:t xml:space="preserve">Delivery &amp; Tools: </w:t>
       </w:r>
       <w:r>
         <w:rPr>
           <w:rFonts w:ascii="Calibri" w:hAnsi="Calibri"/>
           <w:sz w:val="20"/>
         </w:rPr>
-        <w:t>SQL (advanced), Python (Pandas, NumPy, Scikit-learn), Excel (advanced), SAS, VBA, PowerShell</w:t>
+        <w:t>stakeholder management, Agile, mentoring &amp; knowledge transfer, Scrum, cross-functional collaboration, Agile/Scrum, Waterfall, JIRA, Confluence</w:t>
+      </w:r>
+    </w:p>
+    <w:p>
+      <w:pPr>
+        <w:spacing w:after="20" w:before="0" w:line="240" w:lineRule="auto"/>
+      </w:pPr>
+      <w:r>
+        <w:rPr>
+          <w:rFonts w:ascii="Calibri" w:hAnsi="Calibri"/>
+          <w:b/>
+          <w:sz w:val="20"/>
+        </w:rPr>
+        <w:t xml:space="preserve">Domain Expertise: </w:t>
+      </w:r>
+      <w:r>
+        <w:rPr>
+          <w:rFonts w:ascii="Calibri" w:hAnsi="Calibri"/>
+          <w:sz w:val="20"/>
+        </w:rPr>
+        <w:t>healthcare data</w:t>
       </w:r>
     </w:p>
     <w:p>
@@ -176,7 +196,7 @@
           <w:rFonts w:ascii="Calibri" w:hAnsi="Calibri"/>
           <w:sz w:val="20"/>
         </w:rPr>
-        <w:t>Power BI (DAX, Power Query), Tableau, SSRS, executive dashboards, KPI scorecards</w:t>
+        <w:t>data visualization, Tableau, operational &amp; executive reporting, Power BI (DAX, Power Query), SSRS, dashboards, KPI design &amp; monitoring</w:t>
       </w:r>
     </w:p>
     <w:p>
@@ -196,7 +216,7 @@
           <w:rFonts w:ascii="Calibri" w:hAnsi="Calibri"/>
           <w:sz w:val="20"/>
         </w:rPr>
-        <w:t>ETL pipeline development, Informatica, large-dataset cleaning &amp; processing, data modeling, database design, system integration</w:t>
+        <w:t>data modeling, process &amp; reporting automation, cloud platforms (AWS/Azure/GCP), ETL pipeline development, Informatica, system &amp; data integration</w:t>
       </w:r>
     </w:p>
     <w:p>
@@ -209,34 +229,14 @@
           <w:b/>
           <w:sz w:val="20"/>
         </w:rPr>
-        <w:t xml:space="preserve">Modeling &amp; Planning: </w:t>
+        <w:t xml:space="preserve">Languages &amp; Querying: </w:t>
       </w:r>
       <w:r>
         <w:rPr>
           <w:rFonts w:ascii="Calibri" w:hAnsi="Calibri"/>
           <w:sz w:val="20"/>
         </w:rPr>
-        <w:t>Forecasting, demand planning, regression, statistical analysis, capacity modeling, NLP</w:t>
-      </w:r>
-    </w:p>
-    <w:p>
-      <w:pPr>
-        <w:spacing w:after="20" w:before="0" w:line="240" w:lineRule="auto"/>
-      </w:pPr>
-      <w:r>
-        <w:rPr>
-          <w:rFonts w:ascii="Calibri" w:hAnsi="Calibri"/>
-          <w:b/>
-          <w:sz w:val="20"/>
-        </w:rPr>
-        <w:t xml:space="preserve">Business Analysis: </w:t>
-      </w:r>
-      <w:r>
-        <w:rPr>
-          <w:rFonts w:ascii="Calibri" w:hAnsi="Calibri"/>
-          <w:sz w:val="20"/>
-        </w:rPr>
-        <w:t>Requirements elicitation, functional &amp; non-functional specs, user stories, acceptance criteria, process flows (Visio), current/future-state and gap analysis</w:t>
+        <w:t>SQL (advanced), Python (Pandas, NumPy, Scikit-learn), Excel (advanced), VBA</w:t>
       </w:r>
     </w:p>
     <w:p>
@@ -256,12 +256,32 @@
           <w:rFonts w:ascii="Calibri" w:hAnsi="Calibri"/>
           <w:sz w:val="20"/>
         </w:rPr>
-        <w:t>Test scenarios &amp; test cases, test data preparation, QA partnership, defect triage, UAT and business acceptance</w:t>
+        <w:t>data validation</w:t>
       </w:r>
     </w:p>
     <w:p>
       <w:pPr>
-        <w:spacing w:after="60" w:before="160" w:line="240" w:lineRule="auto"/>
+        <w:spacing w:after="20" w:before="0" w:line="240" w:lineRule="auto"/>
+      </w:pPr>
+      <w:r>
+        <w:rPr>
+          <w:rFonts w:ascii="Calibri" w:hAnsi="Calibri"/>
+          <w:b/>
+          <w:sz w:val="20"/>
+        </w:rPr>
+        <w:t xml:space="preserve">Analytics &amp; Modeling: </w:t>
+      </w:r>
+      <w:r>
+        <w:rPr>
+          <w:rFonts w:ascii="Calibri" w:hAnsi="Calibri"/>
+          <w:sz w:val="20"/>
+        </w:rPr>
+        <w:t>forecasting, statistical analysis, root cause analysis</w:t>
+      </w:r>
+    </w:p>
+    <w:p>
+      <w:pPr>
+        <w:spacing w:after="60" w:before="140" w:line="240" w:lineRule="auto"/>
         <w:pBdr>
           <w:bottom w:val="single" w:sz="6" w:space="2" w:color="BFBFBF"/>
         </w:pBdr>
@@ -317,7 +337,21 @@
           <w:rFonts w:ascii="Calibri" w:hAnsi="Calibri"/>
           <w:sz w:val="20"/>
         </w:rPr>
-        <w:t>Partnered with product and operations teams to turn analysis into process improvements, contributing to a $10,000 monthly labor cost reduction.</w:t>
+        <w:t>Developed SQL and Python analyses across large-scale sales datasets to surface demand-supply imbalances, improving forecast accuracy 25% and informing inventory and capacity decisions.</w:t>
+      </w:r>
+    </w:p>
+    <w:p>
+      <w:pPr>
+        <w:pStyle w:val="ListBullet"/>
+        <w:spacing w:after="40" w:before="0" w:line="240" w:lineRule="auto"/>
+        <w:ind w:left="259" w:hanging="187"/>
+      </w:pPr>
+      <w:r>
+        <w:rPr>
+          <w:rFonts w:ascii="Calibri" w:hAnsi="Calibri"/>
+          <w:sz w:val="20"/>
+        </w:rPr>
+        <w:t>Build and automate Python and SQL data pipelines and reporting applications released through CI/CD practices on cloud infrastructure.</w:t>
       </w:r>
     </w:p>
     <w:p>
@@ -359,6 +393,34 @@
           <w:rFonts w:ascii="Calibri" w:hAnsi="Calibri"/>
           <w:sz w:val="20"/>
         </w:rPr>
+        <w:t>Designed a carton-sizing optimization model that saved 200 man-hours per month through data-driven change to inventory processes.</w:t>
+      </w:r>
+    </w:p>
+    <w:p>
+      <w:pPr>
+        <w:pStyle w:val="ListBullet"/>
+        <w:spacing w:after="40" w:before="0" w:line="240" w:lineRule="auto"/>
+        <w:ind w:left="259" w:hanging="187"/>
+      </w:pPr>
+      <w:r>
+        <w:rPr>
+          <w:rFonts w:ascii="Calibri" w:hAnsi="Calibri"/>
+          <w:sz w:val="20"/>
+        </w:rPr>
+        <w:t>Partnered with product and operations teams to turn analysis into process improvements, contributing to a $10,000 monthly labor cost reduction.</w:t>
+      </w:r>
+    </w:p>
+    <w:p>
+      <w:pPr>
+        <w:pStyle w:val="ListBullet"/>
+        <w:spacing w:after="40" w:before="0" w:line="240" w:lineRule="auto"/>
+        <w:ind w:left="259" w:hanging="187"/>
+      </w:pPr>
+      <w:r>
+        <w:rPr>
+          <w:rFonts w:ascii="Calibri" w:hAnsi="Calibri"/>
+          <w:sz w:val="20"/>
+        </w:rPr>
         <w:t>Built analytical models for the transportation function that exposed critical deficiencies in the bidding process, delivering recommendations worth $10M in annual cost savings.</w:t>
       </w:r>
     </w:p>
@@ -373,49 +435,7 @@
           <w:rFonts w:ascii="Calibri" w:hAnsi="Calibri"/>
           <w:sz w:val="20"/>
         </w:rPr>
-        <w:t>Developed SQL and Python analyses across large-scale sales datasets to surface demand-supply imbalances, improving forecast accuracy 25% and informing inventory and capacity decisions.</w:t>
-      </w:r>
-    </w:p>
-    <w:p>
-      <w:pPr>
-        <w:pStyle w:val="ListBullet"/>
-        <w:spacing w:after="40" w:before="0" w:line="240" w:lineRule="auto"/>
-        <w:ind w:left="259" w:hanging="187"/>
-      </w:pPr>
-      <w:r>
-        <w:rPr>
-          <w:rFonts w:ascii="Calibri" w:hAnsi="Calibri"/>
-          <w:sz w:val="20"/>
-        </w:rPr>
-        <w:t>Serve as an expert resource to report consumers and mentor junior analysts on analytical methods, documentation standards and stakeholder communication.</w:t>
-      </w:r>
-    </w:p>
-    <w:p>
-      <w:pPr>
-        <w:pStyle w:val="ListBullet"/>
-        <w:spacing w:after="40" w:before="0" w:line="240" w:lineRule="auto"/>
-        <w:ind w:left="259" w:hanging="187"/>
-      </w:pPr>
-      <w:r>
-        <w:rPr>
-          <w:rFonts w:ascii="Calibri" w:hAnsi="Calibri"/>
-          <w:sz w:val="20"/>
-        </w:rPr>
-        <w:t>Designed a carton-sizing optimization model that saved 200 man-hours per month through data-driven change to inventory processes.</w:t>
-      </w:r>
-    </w:p>
-    <w:p>
-      <w:pPr>
-        <w:pStyle w:val="ListBullet"/>
-        <w:spacing w:after="40" w:before="0" w:line="240" w:lineRule="auto"/>
-        <w:ind w:left="259" w:hanging="187"/>
-      </w:pPr>
-      <w:r>
-        <w:rPr>
-          <w:rFonts w:ascii="Calibri" w:hAnsi="Calibri"/>
-          <w:sz w:val="20"/>
-        </w:rPr>
-        <w:t>Lead a monthly executive reporting cadence, presenting dashboard-driven insight on performance, risks and trends to align senior leadership on priorities.</w:t>
+        <w:t>Own data quality and governance processes across cross-functional analytics initiatives, maintaining review controls, ownership clarity and standards adoption that keep enterprise reporting trusted.</w:t>
       </w:r>
     </w:p>
     <w:p>
@@ -457,20 +477,6 @@
           <w:rFonts w:ascii="Calibri" w:hAnsi="Calibri"/>
           <w:sz w:val="20"/>
         </w:rPr>
-        <w:t>Conducted cost-benefit and root cause analysis in SQL, Power BI and Tableau across pharmaceutical operations, identifying inefficiencies that drove a $50M reduction in logistics costs.</w:t>
-      </w:r>
-    </w:p>
-    <w:p>
-      <w:pPr>
-        <w:pStyle w:val="ListBullet"/>
-        <w:spacing w:after="40" w:before="0" w:line="240" w:lineRule="auto"/>
-        <w:ind w:left="259" w:hanging="187"/>
-      </w:pPr>
-      <w:r>
-        <w:rPr>
-          <w:rFonts w:ascii="Calibri" w:hAnsi="Calibri"/>
-          <w:sz w:val="20"/>
-        </w:rPr>
         <w:t>Managed and analyzed data for 1,000+ pharmaceutical SKUs across East and West Africa, building reporting infrastructure to monitor supply-demand balance and flag inventory risk in real time.</w:t>
       </w:r>
     </w:p>
@@ -499,7 +505,7 @@
           <w:rFonts w:ascii="Calibri" w:hAnsi="Calibri"/>
           <w:sz w:val="20"/>
         </w:rPr>
-        <w:t>Improved demand forecast accuracy 20% through recurring performance reviews with planners and business subject-matter experts, using statistical models and historical trend analysis.</w:t>
+        <w:t>Integrated SSRS with SQL Server and Excel to automate reporting pipelines, eliminating manual reporting effort and improving data accessibility for business and IT teams.</w:t>
       </w:r>
     </w:p>
     <w:p>
@@ -513,7 +519,7 @@
           <w:rFonts w:ascii="Calibri" w:hAnsi="Calibri"/>
           <w:sz w:val="20"/>
         </w:rPr>
-        <w:t>Integrated SSRS with SQL Server and Excel to automate reporting pipelines, eliminating manual reporting effort and improving data accessibility for business and IT teams.</w:t>
+        <w:t>Conducted cost-benefit and root cause analysis in SQL, Power BI and Tableau across pharmaceutical operations, identifying inefficiencies that drove a $50M reduction in logistics costs.</w:t>
       </w:r>
     </w:p>
     <w:p>
@@ -541,12 +547,26 @@
           <w:rFonts w:ascii="Calibri" w:hAnsi="Calibri"/>
           <w:sz w:val="20"/>
         </w:rPr>
-        <w:t>Validated delivered functionality against documented requirements through structured business acceptance testing at cutover.</w:t>
+        <w:t>Managed analytics delivery under Agile/Scrum and Waterfall in JIRA, tracking work items, owners, status, dependencies and risks while aligning stakeholders on roadmaps.</w:t>
       </w:r>
     </w:p>
     <w:p>
       <w:pPr>
-        <w:spacing w:after="60" w:before="160" w:line="240" w:lineRule="auto"/>
+        <w:pStyle w:val="ListBullet"/>
+        <w:spacing w:after="40" w:before="0" w:line="240" w:lineRule="auto"/>
+        <w:ind w:left="259" w:hanging="187"/>
+      </w:pPr>
+      <w:r>
+        <w:rPr>
+          <w:rFonts w:ascii="Calibri" w:hAnsi="Calibri"/>
+          <w:sz w:val="20"/>
+        </w:rPr>
+        <w:t>Established a standardized Informatica ETL operating procedure for product data ingestion into SAP, creating consistent, auditable and lineage-traceable data flows across business functions.</w:t>
+      </w:r>
+    </w:p>
+    <w:p>
+      <w:pPr>
+        <w:spacing w:after="60" w:before="140" w:line="240" w:lineRule="auto"/>
         <w:pBdr>
           <w:bottom w:val="single" w:sz="6" w:space="2" w:color="BFBFBF"/>
         </w:pBdr>
@@ -621,7 +641,7 @@
     </w:p>
     <w:sectPr>
       <w:pgSz w:w="12240" w:h="15840"/>
-      <w:pgMar w:top="720" w:right="936" w:bottom="720" w:left="936" w:header="720" w:footer="720" w:gutter="0"/>
+      <w:pgMar w:top="720" w:right="864" w:bottom="720" w:left="864" w:header="720" w:footer="720" w:gutter="0"/>
       <w:cols w:space="720"/>
       <w:docGrid w:linePitch="360"/>
     </w:sectPr>
